--- a/Aerial_Guardian_Final_Report.docx
+++ b/Aerial_Guardian_Final_Report.docx
@@ -457,19 +457,7 @@
               <w:rPr>
                 <w:sz w:val="18"/>
               </w:rPr>
-              <w:t xml:space="preserve">. </w:t>
-            </w:r>
-            <w:r>
-              <w:rPr>
-                <w:sz w:val="18"/>
-              </w:rPr>
-              <w:t>YOLO training requires per-image normalized detector labels rather than MOT tracking rows</w:t>
-            </w:r>
-            <w:r>
-              <w:rPr>
-                <w:sz w:val="18"/>
-              </w:rPr>
-              <w:t xml:space="preserve"> (refer to </w:t>
+              <w:t xml:space="preserve">. YOLO training requires per-image normalized detector labels rather than MOT tracking rows (refer to </w:t>
             </w:r>
             <w:r>
               <w:rPr>
@@ -653,7 +641,13 @@
     </w:p>
     <w:p>
       <w:r>
-        <w:t>The experiments were structured as ablations. E01 establishes the baseline, E03 shows the effect of fine-tuning with ByteTrack, E04 tests ByteTrack with GMC, and E05 tests BoT-SORT with GMC as the final balanced setting.</w:t>
+        <w:t>The experiments were structured as ablations</w:t>
+      </w:r>
+      <w:r>
+        <w:t xml:space="preserve"> as shown in Table 1</w:t>
+      </w:r>
+      <w:r>
+        <w:t>. E01 establishes the baseline, E03 shows the effect of fine-tuning with ByteTrack, E04 tests ByteTrack with GMC, and E05 tests BoT-SORT with GMC as the final balanced setting.</w:t>
       </w:r>
     </w:p>
     <w:tbl>
@@ -2202,6 +2196,106 @@
       </w:tr>
     </w:tbl>
     <w:p>
+      <w:pPr>
+        <w:jc w:val="center"/>
+        <w:rPr>
+          <w:color w:val="808080" w:themeColor="background1" w:themeShade="80"/>
+          <w:sz w:val="18"/>
+          <w:szCs w:val="18"/>
+        </w:rPr>
+      </w:pPr>
+      <w:r>
+        <w:rPr>
+          <w:color w:val="808080" w:themeColor="background1" w:themeShade="80"/>
+          <w:sz w:val="18"/>
+          <w:szCs w:val="18"/>
+        </w:rPr>
+        <w:t xml:space="preserve">Table 1: </w:t>
+      </w:r>
+      <w:r>
+        <w:rPr>
+          <w:color w:val="808080" w:themeColor="background1" w:themeShade="80"/>
+          <w:sz w:val="18"/>
+          <w:szCs w:val="18"/>
+        </w:rPr>
+        <w:t xml:space="preserve">Ablation Study of Detector Fine-Tuning, </w:t>
+      </w:r>
+      <w:r>
+        <w:rPr>
+          <w:color w:val="808080" w:themeColor="background1" w:themeShade="80"/>
+          <w:sz w:val="18"/>
+          <w:szCs w:val="18"/>
+        </w:rPr>
+        <w:t>GMC</w:t>
+      </w:r>
+      <w:r>
+        <w:rPr>
+          <w:color w:val="808080" w:themeColor="background1" w:themeShade="80"/>
+          <w:sz w:val="18"/>
+          <w:szCs w:val="18"/>
+        </w:rPr>
+        <w:t xml:space="preserve">, and Tracker Variants on the </w:t>
+      </w:r>
+      <w:proofErr w:type="spellStart"/>
+      <w:r>
+        <w:rPr>
+          <w:color w:val="808080" w:themeColor="background1" w:themeShade="80"/>
+          <w:sz w:val="18"/>
+          <w:szCs w:val="18"/>
+        </w:rPr>
+        <w:t>VisDrone</w:t>
+      </w:r>
+      <w:proofErr w:type="spellEnd"/>
+      <w:r>
+        <w:rPr>
+          <w:color w:val="808080" w:themeColor="background1" w:themeShade="80"/>
+          <w:sz w:val="18"/>
+          <w:szCs w:val="18"/>
+        </w:rPr>
+        <w:t xml:space="preserve"> </w:t>
+      </w:r>
+      <w:r>
+        <w:rPr>
+          <w:color w:val="808080" w:themeColor="background1" w:themeShade="80"/>
+          <w:sz w:val="18"/>
+          <w:szCs w:val="18"/>
+        </w:rPr>
+        <w:t>MOT</w:t>
+      </w:r>
+      <w:r>
+        <w:rPr>
+          <w:color w:val="808080" w:themeColor="background1" w:themeShade="80"/>
+          <w:sz w:val="18"/>
+          <w:szCs w:val="18"/>
+        </w:rPr>
+        <w:t xml:space="preserve"> </w:t>
+      </w:r>
+      <w:r>
+        <w:rPr>
+          <w:color w:val="808080" w:themeColor="background1" w:themeShade="80"/>
+          <w:sz w:val="18"/>
+          <w:szCs w:val="18"/>
+        </w:rPr>
+        <w:t>Validation</w:t>
+      </w:r>
+      <w:r>
+        <w:rPr>
+          <w:color w:val="808080" w:themeColor="background1" w:themeShade="80"/>
+          <w:sz w:val="18"/>
+          <w:szCs w:val="18"/>
+        </w:rPr>
+        <w:t>-</w:t>
+      </w:r>
+      <w:r>
+        <w:rPr>
+          <w:color w:val="808080" w:themeColor="background1" w:themeShade="80"/>
+          <w:sz w:val="18"/>
+          <w:szCs w:val="18"/>
+        </w:rPr>
+        <w:t>Set</w:t>
+      </w:r>
+    </w:p>
+    <w:p>
       <w:r>
         <w:t>The final E05 configuration achieved the best overall MOTA and IDF1 while maintaining 40.68 FPS. E04 produced fewer ID switches, which confirms that GMC helps with identity stability, but E05 provided the best balanced setting across MOTA, IDF1, recall, and runtime.</w:t>
       </w:r>
@@ -2257,6 +2351,7 @@
         <w:spacing w:after="80"/>
       </w:pPr>
       <w:r>
+        <w:lastRenderedPageBreak/>
         <w:t>BoT-SORT + GMC gave the strongest balanced result while remaining lightweight enough for edge-oriented optimization.</w:t>
       </w:r>
     </w:p>
@@ -2265,7 +2360,6 @@
         <w:pStyle w:val="Heading1"/>
       </w:pPr>
       <w:r>
-        <w:lastRenderedPageBreak/>
         <w:t>7. Edge Deployment Plan</w:t>
       </w:r>
     </w:p>
@@ -2421,8 +2515,553 @@
         <w:t>Summary report explaining architecture choices, small-object handling, ID-switch mitigation, FPS, hardware, and edge deployment plan.</w:t>
       </w:r>
     </w:p>
+    <w:p>
+      <w:r>
+        <w:br w:type="page"/>
+      </w:r>
+    </w:p>
+    <w:p>
+      <w:pPr>
+        <w:pStyle w:val="Heading1"/>
+      </w:pPr>
+      <w:r>
+        <w:lastRenderedPageBreak/>
+        <w:t>Additional Information:</w:t>
+      </w:r>
+      <w:r>
+        <w:t xml:space="preserve"> Fine-Tuning Results and Visual Evidence</w:t>
+      </w:r>
+    </w:p>
+    <w:p>
+      <w:r>
+        <w:t>The detector was fine-tuned from the YOLO26n base checkpoint on the VisDrone2019-MOT train split after converting the original MOT annotations into YOLO detector labels. This step was important because generic pretrained weights are not optimized for high-altitude UAV views where persons often occupy only a few dozen pixels.</w:t>
+      </w:r>
+    </w:p>
+    <w:tbl>
+      <w:tblPr>
+        <w:tblW w:w="0" w:type="auto"/>
+        <w:jc w:val="center"/>
+        <w:tblBorders>
+          <w:top w:val="single" w:sz="4" w:space="0" w:color="D9E2EC"/>
+          <w:left w:val="single" w:sz="4" w:space="0" w:color="D9E2EC"/>
+          <w:bottom w:val="single" w:sz="4" w:space="0" w:color="D9E2EC"/>
+          <w:right w:val="single" w:sz="4" w:space="0" w:color="D9E2EC"/>
+          <w:insideH w:val="single" w:sz="4" w:space="0" w:color="D9E2EC"/>
+          <w:insideV w:val="single" w:sz="4" w:space="0" w:color="D9E2EC"/>
+        </w:tblBorders>
+        <w:tblLook w:val="04A0" w:firstRow="1" w:lastRow="0" w:firstColumn="1" w:lastColumn="0" w:noHBand="0" w:noVBand="1"/>
+      </w:tblPr>
+      <w:tblGrid>
+        <w:gridCol w:w="1958"/>
+        <w:gridCol w:w="1958"/>
+        <w:gridCol w:w="1958"/>
+        <w:gridCol w:w="1958"/>
+        <w:gridCol w:w="1958"/>
+      </w:tblGrid>
+      <w:tr>
+        <w:trPr>
+          <w:jc w:val="center"/>
+        </w:trPr>
+        <w:tc>
+          <w:tcPr>
+            <w:tcW w:w="1958" w:type="dxa"/>
+            <w:shd w:val="clear" w:color="auto" w:fill="F2F4F7"/>
+            <w:vAlign w:val="center"/>
+          </w:tcPr>
+          <w:p>
+            <w:pPr>
+              <w:spacing w:after="0"/>
+            </w:pPr>
+            <w:r>
+              <w:rPr>
+                <w:b/>
+                <w:color w:val="1F4D78"/>
+                <w:sz w:val="18"/>
+              </w:rPr>
+              <w:t>Epoch</w:t>
+            </w:r>
+          </w:p>
+        </w:tc>
+        <w:tc>
+          <w:tcPr>
+            <w:tcW w:w="1958" w:type="dxa"/>
+            <w:shd w:val="clear" w:color="auto" w:fill="F2F4F7"/>
+            <w:vAlign w:val="center"/>
+          </w:tcPr>
+          <w:p>
+            <w:pPr>
+              <w:spacing w:after="0"/>
+            </w:pPr>
+            <w:r>
+              <w:rPr>
+                <w:b/>
+                <w:color w:val="1F4D78"/>
+                <w:sz w:val="18"/>
+              </w:rPr>
+              <w:t>Precision</w:t>
+            </w:r>
+          </w:p>
+        </w:tc>
+        <w:tc>
+          <w:tcPr>
+            <w:tcW w:w="1958" w:type="dxa"/>
+            <w:shd w:val="clear" w:color="auto" w:fill="F2F4F7"/>
+            <w:vAlign w:val="center"/>
+          </w:tcPr>
+          <w:p>
+            <w:pPr>
+              <w:spacing w:after="0"/>
+            </w:pPr>
+            <w:r>
+              <w:rPr>
+                <w:b/>
+                <w:color w:val="1F4D78"/>
+                <w:sz w:val="18"/>
+              </w:rPr>
+              <w:t>Recall</w:t>
+            </w:r>
+          </w:p>
+        </w:tc>
+        <w:tc>
+          <w:tcPr>
+            <w:tcW w:w="1958" w:type="dxa"/>
+            <w:shd w:val="clear" w:color="auto" w:fill="F2F4F7"/>
+            <w:vAlign w:val="center"/>
+          </w:tcPr>
+          <w:p>
+            <w:pPr>
+              <w:spacing w:after="0"/>
+            </w:pPr>
+            <w:r>
+              <w:rPr>
+                <w:b/>
+                <w:color w:val="1F4D78"/>
+                <w:sz w:val="18"/>
+              </w:rPr>
+              <w:t>mAP50</w:t>
+            </w:r>
+          </w:p>
+        </w:tc>
+        <w:tc>
+          <w:tcPr>
+            <w:tcW w:w="1958" w:type="dxa"/>
+            <w:shd w:val="clear" w:color="auto" w:fill="F2F4F7"/>
+            <w:vAlign w:val="center"/>
+          </w:tcPr>
+          <w:p>
+            <w:pPr>
+              <w:spacing w:after="0"/>
+            </w:pPr>
+            <w:r>
+              <w:rPr>
+                <w:b/>
+                <w:color w:val="1F4D78"/>
+                <w:sz w:val="18"/>
+              </w:rPr>
+              <w:t>mAP50-95</w:t>
+            </w:r>
+          </w:p>
+        </w:tc>
+      </w:tr>
+      <w:tr>
+        <w:trPr>
+          <w:jc w:val="center"/>
+        </w:trPr>
+        <w:tc>
+          <w:tcPr>
+            <w:tcW w:w="1958" w:type="dxa"/>
+            <w:vAlign w:val="center"/>
+          </w:tcPr>
+          <w:p>
+            <w:pPr>
+              <w:spacing w:after="0"/>
+            </w:pPr>
+            <w:r>
+              <w:rPr>
+                <w:sz w:val="18"/>
+              </w:rPr>
+              <w:t>50</w:t>
+            </w:r>
+          </w:p>
+        </w:tc>
+        <w:tc>
+          <w:tcPr>
+            <w:tcW w:w="1958" w:type="dxa"/>
+            <w:vAlign w:val="center"/>
+          </w:tcPr>
+          <w:p>
+            <w:pPr>
+              <w:spacing w:after="0"/>
+            </w:pPr>
+            <w:r>
+              <w:rPr>
+                <w:sz w:val="18"/>
+              </w:rPr>
+              <w:t>0.901</w:t>
+            </w:r>
+          </w:p>
+        </w:tc>
+        <w:tc>
+          <w:tcPr>
+            <w:tcW w:w="1958" w:type="dxa"/>
+            <w:vAlign w:val="center"/>
+          </w:tcPr>
+          <w:p>
+            <w:pPr>
+              <w:spacing w:after="0"/>
+            </w:pPr>
+            <w:r>
+              <w:rPr>
+                <w:sz w:val="18"/>
+              </w:rPr>
+              <w:t>0.840</w:t>
+            </w:r>
+          </w:p>
+        </w:tc>
+        <w:tc>
+          <w:tcPr>
+            <w:tcW w:w="1958" w:type="dxa"/>
+            <w:vAlign w:val="center"/>
+          </w:tcPr>
+          <w:p>
+            <w:pPr>
+              <w:spacing w:after="0"/>
+            </w:pPr>
+            <w:r>
+              <w:rPr>
+                <w:sz w:val="18"/>
+              </w:rPr>
+              <w:t>0.912</w:t>
+            </w:r>
+          </w:p>
+        </w:tc>
+        <w:tc>
+          <w:tcPr>
+            <w:tcW w:w="1958" w:type="dxa"/>
+            <w:vAlign w:val="center"/>
+          </w:tcPr>
+          <w:p>
+            <w:pPr>
+              <w:spacing w:after="0"/>
+            </w:pPr>
+            <w:r>
+              <w:rPr>
+                <w:sz w:val="18"/>
+              </w:rPr>
+              <w:t>0.546</w:t>
+            </w:r>
+          </w:p>
+        </w:tc>
+      </w:tr>
+    </w:tbl>
+    <w:p>
+      <w:r>
+        <w:t>By the final epoch, the fine-tuned detector reached approximately 0.901 precision, 0.840 recall, 0.912 mAP50, and 0.546 mAP50-95 on the detector validation run. The improvement trend in the training curves shows that the model adapted well to the aerial-person domain while remaining very small: the final checkpoint is approximately 5.16 MB.</w:t>
+      </w:r>
+    </w:p>
+    <w:p>
+      <w:pPr>
+        <w:pStyle w:val="ListBullet"/>
+        <w:spacing w:after="80"/>
+      </w:pPr>
+      <w:r>
+        <w:t>Training used image size 1024, batch size 16, AdamW optimizer, and 50 epochs.</w:t>
+      </w:r>
+    </w:p>
+    <w:p>
+      <w:pPr>
+        <w:pStyle w:val="ListBullet"/>
+        <w:spacing w:after="80"/>
+      </w:pPr>
+      <w:r>
+        <w:t>The detector was trained as a person-focused model by merging VisDrone pedestrian and person categories.</w:t>
+      </w:r>
+    </w:p>
+    <w:p>
+      <w:pPr>
+        <w:pStyle w:val="ListBullet"/>
+        <w:spacing w:after="80"/>
+      </w:pPr>
+      <w:r>
+        <w:t>The fine-tuned detector improved small-person sensitivity, which was the main driver behind the MOT recall and IDF1 gains.</w:t>
+      </w:r>
+    </w:p>
+    <w:p>
+      <w:pPr>
+        <w:pStyle w:val="ListBullet"/>
+        <w:spacing w:after="80"/>
+      </w:pPr>
+      <w:r>
+        <w:t>The final inference resolution of 1280 was selected to preserve small target detail during tracking.</w:t>
+      </w:r>
+    </w:p>
+    <w:p>
+      <w:pPr>
+        <w:jc w:val="center"/>
+      </w:pPr>
+      <w:r>
+        <w:rPr>
+          <w:noProof/>
+        </w:rPr>
+        <w:drawing>
+          <wp:inline distT="0" distB="0" distL="0" distR="0" wp14:anchorId="0AE37038" wp14:editId="5254CFD6">
+            <wp:extent cx="5760720" cy="2880360"/>
+            <wp:effectExtent l="0" t="0" r="0" b="0"/>
+            <wp:docPr id="882656545" name="Picture 882656545"/>
+            <wp:cNvGraphicFramePr>
+              <a:graphicFrameLocks xmlns:a="http://schemas.openxmlformats.org/drawingml/2006/main" noChangeAspect="1"/>
+            </wp:cNvGraphicFramePr>
+            <a:graphic xmlns:a="http://schemas.openxmlformats.org/drawingml/2006/main">
+              <a:graphicData uri="http://schemas.openxmlformats.org/drawingml/2006/picture">
+                <pic:pic xmlns:pic="http://schemas.openxmlformats.org/drawingml/2006/picture">
+                  <pic:nvPicPr>
+                    <pic:cNvPr id="0" name="results.png"/>
+                    <pic:cNvPicPr/>
+                  </pic:nvPicPr>
+                  <pic:blipFill>
+                    <a:blip r:embed="rId9"/>
+                    <a:stretch>
+                      <a:fillRect/>
+                    </a:stretch>
+                  </pic:blipFill>
+                  <pic:spPr>
+                    <a:xfrm>
+                      <a:off x="0" y="0"/>
+                      <a:ext cx="5760720" cy="2880360"/>
+                    </a:xfrm>
+                    <a:prstGeom prst="rect">
+                      <a:avLst/>
+                    </a:prstGeom>
+                  </pic:spPr>
+                </pic:pic>
+              </a:graphicData>
+            </a:graphic>
+          </wp:inline>
+        </w:drawing>
+      </w:r>
+    </w:p>
+    <w:p>
+      <w:pPr>
+        <w:spacing w:after="160"/>
+        <w:jc w:val="center"/>
+      </w:pPr>
+      <w:r>
+        <w:rPr>
+          <w:i/>
+          <w:color w:val="555555"/>
+          <w:sz w:val="18"/>
+        </w:rPr>
+        <w:t>Figure 2. Fine-tuning losses and validation metrics across 50 epochs.</w:t>
+      </w:r>
+    </w:p>
+    <w:p>
+      <w:pPr>
+        <w:jc w:val="center"/>
+      </w:pPr>
+      <w:r>
+        <w:rPr>
+          <w:noProof/>
+        </w:rPr>
+        <w:lastRenderedPageBreak/>
+        <w:drawing>
+          <wp:inline distT="0" distB="0" distL="0" distR="0" wp14:anchorId="1AB62720" wp14:editId="5907BD0E">
+            <wp:extent cx="4846320" cy="3230880"/>
+            <wp:effectExtent l="0" t="0" r="0" b="0"/>
+            <wp:docPr id="882656546" name="Picture 882656546"/>
+            <wp:cNvGraphicFramePr>
+              <a:graphicFrameLocks xmlns:a="http://schemas.openxmlformats.org/drawingml/2006/main" noChangeAspect="1"/>
+            </wp:cNvGraphicFramePr>
+            <a:graphic xmlns:a="http://schemas.openxmlformats.org/drawingml/2006/main">
+              <a:graphicData uri="http://schemas.openxmlformats.org/drawingml/2006/picture">
+                <pic:pic xmlns:pic="http://schemas.openxmlformats.org/drawingml/2006/picture">
+                  <pic:nvPicPr>
+                    <pic:cNvPr id="0" name="BoxPR_curve.png"/>
+                    <pic:cNvPicPr/>
+                  </pic:nvPicPr>
+                  <pic:blipFill>
+                    <a:blip r:embed="rId10"/>
+                    <a:stretch>
+                      <a:fillRect/>
+                    </a:stretch>
+                  </pic:blipFill>
+                  <pic:spPr>
+                    <a:xfrm>
+                      <a:off x="0" y="0"/>
+                      <a:ext cx="4846320" cy="3230880"/>
+                    </a:xfrm>
+                    <a:prstGeom prst="rect">
+                      <a:avLst/>
+                    </a:prstGeom>
+                  </pic:spPr>
+                </pic:pic>
+              </a:graphicData>
+            </a:graphic>
+          </wp:inline>
+        </w:drawing>
+      </w:r>
+    </w:p>
+    <w:p>
+      <w:pPr>
+        <w:spacing w:after="160"/>
+        <w:jc w:val="center"/>
+      </w:pPr>
+      <w:r>
+        <w:rPr>
+          <w:i/>
+          <w:color w:val="555555"/>
+          <w:sz w:val="18"/>
+        </w:rPr>
+        <w:t>Figure 3. Precision-recall curve for the fine-tuned person detector.</w:t>
+      </w:r>
+    </w:p>
+    <w:p>
+      <w:pPr>
+        <w:jc w:val="center"/>
+      </w:pPr>
+      <w:r>
+        <w:rPr>
+          <w:noProof/>
+        </w:rPr>
+        <w:drawing>
+          <wp:inline distT="0" distB="0" distL="0" distR="0" wp14:anchorId="18ECB867" wp14:editId="4C6AF3A0">
+            <wp:extent cx="4389120" cy="3291840"/>
+            <wp:effectExtent l="0" t="0" r="0" b="0"/>
+            <wp:docPr id="882656547" name="Picture 882656547"/>
+            <wp:cNvGraphicFramePr>
+              <a:graphicFrameLocks xmlns:a="http://schemas.openxmlformats.org/drawingml/2006/main" noChangeAspect="1"/>
+            </wp:cNvGraphicFramePr>
+            <a:graphic xmlns:a="http://schemas.openxmlformats.org/drawingml/2006/main">
+              <a:graphicData uri="http://schemas.openxmlformats.org/drawingml/2006/picture">
+                <pic:pic xmlns:pic="http://schemas.openxmlformats.org/drawingml/2006/picture">
+                  <pic:nvPicPr>
+                    <pic:cNvPr id="0" name="confusion_matrix_normalized.png"/>
+                    <pic:cNvPicPr/>
+                  </pic:nvPicPr>
+                  <pic:blipFill>
+                    <a:blip r:embed="rId11"/>
+                    <a:stretch>
+                      <a:fillRect/>
+                    </a:stretch>
+                  </pic:blipFill>
+                  <pic:spPr>
+                    <a:xfrm>
+                      <a:off x="0" y="0"/>
+                      <a:ext cx="4389120" cy="3291840"/>
+                    </a:xfrm>
+                    <a:prstGeom prst="rect">
+                      <a:avLst/>
+                    </a:prstGeom>
+                  </pic:spPr>
+                </pic:pic>
+              </a:graphicData>
+            </a:graphic>
+          </wp:inline>
+        </w:drawing>
+      </w:r>
+    </w:p>
+    <w:p>
+      <w:pPr>
+        <w:spacing w:after="160"/>
+        <w:jc w:val="center"/>
+      </w:pPr>
+      <w:r>
+        <w:rPr>
+          <w:i/>
+          <w:color w:val="555555"/>
+          <w:sz w:val="18"/>
+        </w:rPr>
+        <w:t>Figure 4. Normalized confusion matrix for the fine-tuned detector.</w:t>
+      </w:r>
+    </w:p>
+    <w:p>
+      <w:pPr>
+        <w:jc w:val="center"/>
+      </w:pPr>
+      <w:r>
+        <w:rPr>
+          <w:noProof/>
+        </w:rPr>
+        <w:lastRenderedPageBreak/>
+        <w:drawing>
+          <wp:inline distT="0" distB="0" distL="0" distR="0" wp14:anchorId="3E112169" wp14:editId="323B7C48">
+            <wp:extent cx="5577840" cy="3218878"/>
+            <wp:effectExtent l="0" t="0" r="0" b="0"/>
+            <wp:docPr id="882656548" name="Picture 882656548"/>
+            <wp:cNvGraphicFramePr>
+              <a:graphicFrameLocks xmlns:a="http://schemas.openxmlformats.org/drawingml/2006/main" noChangeAspect="1"/>
+            </wp:cNvGraphicFramePr>
+            <a:graphic xmlns:a="http://schemas.openxmlformats.org/drawingml/2006/main">
+              <a:graphicData uri="http://schemas.openxmlformats.org/drawingml/2006/picture">
+                <pic:pic xmlns:pic="http://schemas.openxmlformats.org/drawingml/2006/picture">
+                  <pic:nvPicPr>
+                    <pic:cNvPr id="0" name="val_batch0_pred.jpg"/>
+                    <pic:cNvPicPr/>
+                  </pic:nvPicPr>
+                  <pic:blipFill>
+                    <a:blip r:embed="rId12"/>
+                    <a:stretch>
+                      <a:fillRect/>
+                    </a:stretch>
+                  </pic:blipFill>
+                  <pic:spPr>
+                    <a:xfrm>
+                      <a:off x="0" y="0"/>
+                      <a:ext cx="5577840" cy="3218878"/>
+                    </a:xfrm>
+                    <a:prstGeom prst="rect">
+                      <a:avLst/>
+                    </a:prstGeom>
+                  </pic:spPr>
+                </pic:pic>
+              </a:graphicData>
+            </a:graphic>
+          </wp:inline>
+        </w:drawing>
+      </w:r>
+    </w:p>
+    <w:p>
+      <w:pPr>
+        <w:spacing w:after="160"/>
+        <w:jc w:val="center"/>
+      </w:pPr>
+      <w:r>
+        <w:rPr>
+          <w:i/>
+          <w:color w:val="555555"/>
+          <w:sz w:val="18"/>
+        </w:rPr>
+        <w:t>Figure 5. Example validation predictions from the fine-tuned detector.</w:t>
+      </w:r>
+    </w:p>
+    <w:p>
+      <w:r>
+        <w:t>These fine-tuning results support the engineering choice to adapt a lightweight detector rather than using the generic base model directly. The base model was faster and precise on easier detections, but it missed many small aerial persons. Fine-tuning improved recall and produced stronger detections for the tracker, while the nano-scale checkpoint kept the solution practical for edge-oriented deployment.</w:t>
+      </w:r>
+    </w:p>
+    <w:p/>
+    <w:p/>
+    <w:p>
+      <w:pPr>
+        <w:jc w:val="center"/>
+      </w:pPr>
+      <w:r>
+        <w:t xml:space="preserve">------------------------------------------------- </w:t>
+      </w:r>
+      <w:r>
+        <w:rPr>
+          <w:i/>
+          <w:iCs/>
+          <w:sz w:val="28"/>
+          <w:szCs w:val="28"/>
+        </w:rPr>
+        <w:t>Thank You! Happy Learning!</w:t>
+      </w:r>
+      <w:r>
+        <w:t xml:space="preserve"> -----------------------------------------------</w:t>
+      </w:r>
+    </w:p>
     <w:sectPr>
-      <w:footerReference w:type="default" r:id="rId9"/>
+      <w:footerReference w:type="default" r:id="rId13"/>
       <w:pgSz w:w="12240" w:h="15840"/>
       <w:pgMar w:top="1224" w:right="1224" w:bottom="1224" w:left="1224" w:header="708" w:footer="708" w:gutter="0"/>
       <w:cols w:space="720"/>

--- a/Aerial_Guardian_Final_Report.docx
+++ b/Aerial_Guardian_Final_Report.docx
@@ -101,7 +101,13 @@
     </w:p>
     <w:p>
       <w:r>
-        <w:t>This project implements a lightweight aerial multi-object tracking pipeline for detecting and tracking persons in moving drone footage</w:t>
+        <w:t>This project implements a lightweight aerial multi-object tracking</w:t>
+      </w:r>
+      <w:r>
+        <w:t xml:space="preserve"> (MOT)</w:t>
+      </w:r>
+      <w:r>
+        <w:t xml:space="preserve"> pipeline for detecting and tracking persons in moving drone footage</w:t>
       </w:r>
       <w:r>
         <w:t xml:space="preserve"> (as shown in Figure 1)</w:t>
@@ -112,15 +118,7 @@
     </w:p>
     <w:p>
       <w:r>
-        <w:t xml:space="preserve">The system produces processed videos with bounding boxes, unique track IDs, and short trajectory tails, along with MOT-format tracker output files. The work is intentionally lightweight: the detector remains far below the 300 MB model-size </w:t>
-      </w:r>
-      <w:proofErr w:type="gramStart"/>
-      <w:r>
-        <w:t>limit</w:t>
-      </w:r>
-      <w:proofErr w:type="gramEnd"/>
-      <w:r>
-        <w:t xml:space="preserve"> and the final pipeline runs at approximately 40 FPS on the test GPU.</w:t>
+        <w:t>The system produces processed videos with bounding boxes, unique track IDs, and short trajectory tails, along with MOT-format tracker output files. The work is intentionally lightweight: the detector remains far below the 300 MB model-size limit and the final pipeline runs at approximately 40 FPS on the test GPU.</w:t>
       </w:r>
     </w:p>
     <w:p>
@@ -205,7 +203,13 @@
     </w:p>
     <w:p>
       <w:r>
-        <w:t>Fine-tuning was performed on the VisDrone2019-MOT train split, which contains 24,201 images across 56 video sequences. The training dataset is large and was prepared in a separate working repository/folder, so it is not committed inside this lightweight submission repository.</w:t>
+        <w:t>Fine-tuning was performed on the VisDrone2019-MOT train split, which contains 24,201 images across 56 video sequences. The training dataset is large and was prepared in a separate working repository/folder, so it is not committed inside this lightweight submission repository</w:t>
+      </w:r>
+      <w:r>
+        <w:t xml:space="preserve"> (current one)</w:t>
+      </w:r>
+      <w:r>
+        <w:t>.</w:t>
       </w:r>
     </w:p>
     <w:p>
@@ -542,7 +546,7 @@
         <w:spacing w:after="80"/>
       </w:pPr>
       <w:r>
-        <w:t>The fine-tuning curves and validation prediction examples are included in the restored results folder when available.</w:t>
+        <w:t>The fine-tuning curves and validation prediction examples are included in the results folder.</w:t>
       </w:r>
     </w:p>
     <w:p>
@@ -555,13 +559,8 @@
     </w:p>
     <w:p>
       <w:r>
-        <w:t xml:space="preserve">Both </w:t>
+        <w:t>Both ByteTrack</w:t>
       </w:r>
-      <w:proofErr w:type="spellStart"/>
-      <w:r>
-        <w:t>ByteTrack</w:t>
-      </w:r>
-      <w:proofErr w:type="spellEnd"/>
       <w:r>
         <w:rPr>
           <w:rStyle w:val="FootnoteReference"/>
@@ -569,15 +568,7 @@
         <w:footnoteReference w:id="2"/>
       </w:r>
       <w:r>
-        <w:t xml:space="preserve"> and </w:t>
-      </w:r>
-      <w:proofErr w:type="spellStart"/>
-      <w:r>
-        <w:t>BoT</w:t>
-      </w:r>
-      <w:proofErr w:type="spellEnd"/>
-      <w:r>
-        <w:t>-SORT</w:t>
+        <w:t xml:space="preserve"> and BoT-SORT</w:t>
       </w:r>
       <w:r>
         <w:rPr>
@@ -592,7 +583,13 @@
     <w:p>
       <w:r>
         <w:lastRenderedPageBreak/>
-        <w:t>To reduce this failure mode, global motion compensation was introduced. Sparse optical flow estimates how stable background structures such as roads, buildings, and trees move between frames. The tracker can then account for camera-induced motion before associating detections. BoT-SORT was also tested because it provides stronger association behavior than the baseline ByteTrack setup, while ReID was kept disabled to preserve the lightweight deployment path.</w:t>
+        <w:t>To reduce this failure mode, global motion compensation</w:t>
+      </w:r>
+      <w:r>
+        <w:t xml:space="preserve"> (GMC)</w:t>
+      </w:r>
+      <w:r>
+        <w:t xml:space="preserve"> was introduced. Sparse optical flow estimates how stable background structures such as roads, buildings, and trees move between frames. The tracker can then account for camera-induced motion before associating detections. BoT-SORT was also tested because it provides stronger association behavior than the baseline ByteTrack setup, while ReID was kept disabled to preserve the lightweight deployment path.</w:t>
       </w:r>
     </w:p>
     <w:p>
@@ -601,7 +598,10 @@
         <w:spacing w:after="80"/>
       </w:pPr>
       <w:r>
-        <w:t>Global motion compensation addresses drone camera motion before track association.</w:t>
+        <w:t>GMC</w:t>
+      </w:r>
+      <w:r>
+        <w:t xml:space="preserve"> addresses drone camera motion before track association.</w:t>
       </w:r>
     </w:p>
     <w:p>
@@ -647,7 +647,19 @@
         <w:t xml:space="preserve"> as shown in Table 1</w:t>
       </w:r>
       <w:r>
-        <w:t>. E01 establishes the baseline, E03 shows the effect of fine-tuning with ByteTrack, E04 tests ByteTrack with GMC, and E05 tests BoT-SORT with GMC as the final balanced setting.</w:t>
+        <w:t>. E01</w:t>
+      </w:r>
+      <w:r>
+        <w:t xml:space="preserve"> and E02</w:t>
+      </w:r>
+      <w:r>
+        <w:t xml:space="preserve"> establish the baseline</w:t>
+      </w:r>
+      <w:r>
+        <w:t>s</w:t>
+      </w:r>
+      <w:r>
+        <w:t>, E03 shows the effect of fine-tuning with ByteTrack, E04 tests ByteTrack with GMC, and E05 tests BoT-SORT with GMC as the final balanced setting.</w:t>
       </w:r>
     </w:p>
     <w:tbl>
@@ -2210,15 +2222,7 @@
           <w:sz w:val="18"/>
           <w:szCs w:val="18"/>
         </w:rPr>
-        <w:t xml:space="preserve">Table 1: </w:t>
-      </w:r>
-      <w:r>
-        <w:rPr>
-          <w:color w:val="808080" w:themeColor="background1" w:themeShade="80"/>
-          <w:sz w:val="18"/>
-          <w:szCs w:val="18"/>
-        </w:rPr>
-        <w:t xml:space="preserve">Ablation Study of Detector Fine-Tuning, </w:t>
+        <w:t xml:space="preserve">Table 1: Ablation Study of Detector Fine-Tuning, </w:t>
       </w:r>
       <w:r>
         <w:rPr>
@@ -2234,18 +2238,8 @@
           <w:sz w:val="18"/>
           <w:szCs w:val="18"/>
         </w:rPr>
-        <w:t xml:space="preserve">, and Tracker Variants on the </w:t>
+        <w:t>, and Tracker Variants on the VisDrone</w:t>
       </w:r>
-      <w:proofErr w:type="spellStart"/>
-      <w:r>
-        <w:rPr>
-          <w:color w:val="808080" w:themeColor="background1" w:themeShade="80"/>
-          <w:sz w:val="18"/>
-          <w:szCs w:val="18"/>
-        </w:rPr>
-        <w:t>VisDrone</w:t>
-      </w:r>
-      <w:proofErr w:type="spellEnd"/>
       <w:r>
         <w:rPr>
           <w:color w:val="808080" w:themeColor="background1" w:themeShade="80"/>
@@ -2302,13 +2296,39 @@
     </w:p>
     <w:p>
       <w:r>
-        <w:t>Output videos are generated in outputs/E05_botsort_conf40_person_ft_gmc/videos/. The recommended submission video is deliverables/baseline_vs_final_all_validation_youtube.mp4, a watermarked side-by-side compilation of all validation videos.</w:t>
+        <w:t xml:space="preserve">Output videos are generated in </w:t>
+      </w:r>
+      <w:r>
+        <w:rPr>
+          <w:color w:val="00B0F0"/>
+        </w:rPr>
+        <w:t>outputs/E05_botsort_conf40_person_ft_gmc/videos/</w:t>
+      </w:r>
+      <w:r>
+        <w:t xml:space="preserve">. The submission video is </w:t>
+      </w:r>
+      <w:r>
+        <w:rPr>
+          <w:color w:val="00B0F0"/>
+        </w:rPr>
+        <w:t>deliverables/baseline_vs_final_all_validation_youtube.mp4</w:t>
+      </w:r>
+      <w:r>
+        <w:t>, a side-by-side compilation of all validation videos.</w:t>
       </w:r>
     </w:p>
     <w:p>
       <w:r>
-        <w:t>YouTube submission video: https://youtu.be/mpWsv7NLktM</w:t>
+        <w:t xml:space="preserve">YouTube submission video: </w:t>
       </w:r>
+      <w:hyperlink r:id="rId9" w:history="1">
+        <w:r>
+          <w:rPr>
+            <w:rStyle w:val="Hyperlink"/>
+          </w:rPr>
+          <w:t>https://youtu.be/mpWsv7NLktM</w:t>
+        </w:r>
+      </w:hyperlink>
     </w:p>
     <w:p>
       <w:pPr>
@@ -2415,15 +2435,6 @@
     </w:p>
     <w:p>
       <w:pPr>
-        <w:pStyle w:val="ListBullet"/>
-        <w:spacing w:after="80"/>
-      </w:pPr>
-      <w:r>
-        <w:t>Avoid SAHI/tiled inference on edge unless the altitude makes it necessary, because tiling significantly reduces FPS.</w:t>
-      </w:r>
-    </w:p>
-    <w:p>
-      <w:pPr>
         <w:pStyle w:val="Heading1"/>
       </w:pPr>
       <w:r>
@@ -2526,10 +2537,7 @@
       </w:pPr>
       <w:r>
         <w:lastRenderedPageBreak/>
-        <w:t>Additional Information:</w:t>
-      </w:r>
-      <w:r>
-        <w:t xml:space="preserve"> Fine-Tuning Results and Visual Evidence</w:t>
+        <w:t>Additional Information: Fine-Tuning Results and Visual Evidence</w:t>
       </w:r>
     </w:p>
     <w:p>
@@ -2758,54 +2766,31 @@
       <w:r>
         <w:t>By the final epoch, the fine-tuned detector reached approximately 0.901 precision, 0.840 recall, 0.912 mAP50, and 0.546 mAP50-95 on the detector validation run. The improvement trend in the training curves shows that the model adapted well to the aerial-person domain while remaining very small: the final checkpoint is approximately 5.16 MB.</w:t>
       </w:r>
-    </w:p>
-    <w:p>
-      <w:pPr>
-        <w:pStyle w:val="ListBullet"/>
-        <w:spacing w:after="80"/>
-      </w:pPr>
       <w:r>
-        <w:t>Training used image size 1024, batch size 16, AdamW optimizer, and 50 epochs.</w:t>
+        <w:t xml:space="preserve"> </w:t>
       </w:r>
-    </w:p>
-    <w:p>
-      <w:pPr>
-        <w:pStyle w:val="ListBullet"/>
-        <w:spacing w:after="80"/>
-      </w:pPr>
       <w:r>
         <w:t>The detector was trained as a person-focused model by merging VisDrone pedestrian and person categories.</w:t>
       </w:r>
-    </w:p>
-    <w:p>
-      <w:pPr>
-        <w:pStyle w:val="ListBullet"/>
-        <w:spacing w:after="80"/>
-      </w:pPr>
       <w:r>
-        <w:t>The fine-tuned detector improved small-person sensitivity, which was the main driver behind the MOT recall and IDF1 gains.</w:t>
+        <w:t xml:space="preserve"> </w:t>
       </w:r>
-    </w:p>
-    <w:p>
-      <w:pPr>
-        <w:pStyle w:val="ListBullet"/>
-        <w:spacing w:after="80"/>
-      </w:pPr>
       <w:r>
-        <w:t>The final inference resolution of 1280 was selected to preserve small target detail during tracking.</w:t>
+        <w:t>The fine-tuned detector improved small-person sensitivity, which was the main driver behind the MOT recall and IDF1 gains</w:t>
       </w:r>
-    </w:p>
-    <w:p>
-      <w:pPr>
-        <w:jc w:val="center"/>
-      </w:pPr>
+      <w:r>
+        <w:t xml:space="preserve"> which can be observed from Figures 2,3 and 4</w:t>
+      </w:r>
+      <w:r>
+        <w:t>.</w:t>
+      </w:r>
       <w:r>
         <w:rPr>
           <w:noProof/>
         </w:rPr>
         <w:drawing>
-          <wp:inline distT="0" distB="0" distL="0" distR="0" wp14:anchorId="0AE37038" wp14:editId="5254CFD6">
-            <wp:extent cx="5760720" cy="2880360"/>
+          <wp:inline distT="0" distB="0" distL="0" distR="0" wp14:anchorId="0AE37038" wp14:editId="593C49A4">
+            <wp:extent cx="5418667" cy="2709334"/>
             <wp:effectExtent l="0" t="0" r="0" b="0"/>
             <wp:docPr id="882656545" name="Picture 882656545"/>
             <wp:cNvGraphicFramePr>
@@ -2819,7 +2804,7 @@
                     <pic:cNvPicPr/>
                   </pic:nvPicPr>
                   <pic:blipFill>
-                    <a:blip r:embed="rId9"/>
+                    <a:blip r:embed="rId10"/>
                     <a:stretch>
                       <a:fillRect/>
                     </a:stretch>
@@ -2827,7 +2812,7 @@
                   <pic:spPr>
                     <a:xfrm>
                       <a:off x="0" y="0"/>
-                      <a:ext cx="5760720" cy="2880360"/>
+                      <a:ext cx="5424514" cy="2712257"/>
                     </a:xfrm>
                     <a:prstGeom prst="rect">
                       <a:avLst/>
@@ -2855,18 +2840,14 @@
       </w:r>
     </w:p>
     <w:p>
-      <w:pPr>
-        <w:jc w:val="center"/>
-      </w:pPr>
       <w:r>
         <w:rPr>
           <w:noProof/>
         </w:rPr>
-        <w:lastRenderedPageBreak/>
         <w:drawing>
-          <wp:inline distT="0" distB="0" distL="0" distR="0" wp14:anchorId="1AB62720" wp14:editId="5907BD0E">
-            <wp:extent cx="4846320" cy="3230880"/>
-            <wp:effectExtent l="0" t="0" r="0" b="0"/>
+          <wp:inline distT="0" distB="0" distL="0" distR="0" wp14:anchorId="1AB62720" wp14:editId="4EC58323">
+            <wp:extent cx="3081867" cy="2054578"/>
+            <wp:effectExtent l="0" t="0" r="4445" b="3175"/>
             <wp:docPr id="882656546" name="Picture 882656546"/>
             <wp:cNvGraphicFramePr>
               <a:graphicFrameLocks xmlns:a="http://schemas.openxmlformats.org/drawingml/2006/main" noChangeAspect="1"/>
@@ -2879,7 +2860,7 @@
                     <pic:cNvPicPr/>
                   </pic:nvPicPr>
                   <pic:blipFill>
-                    <a:blip r:embed="rId10"/>
+                    <a:blip r:embed="rId11"/>
                     <a:stretch>
                       <a:fillRect/>
                     </a:stretch>
@@ -2887,7 +2868,53 @@
                   <pic:spPr>
                     <a:xfrm>
                       <a:off x="0" y="0"/>
-                      <a:ext cx="4846320" cy="3230880"/>
+                      <a:ext cx="3081867" cy="2054578"/>
+                    </a:xfrm>
+                    <a:prstGeom prst="rect">
+                      <a:avLst/>
+                    </a:prstGeom>
+                  </pic:spPr>
+                </pic:pic>
+              </a:graphicData>
+            </a:graphic>
+          </wp:inline>
+        </w:drawing>
+      </w:r>
+      <w:r>
+        <w:rPr>
+          <w:noProof/>
+        </w:rPr>
+        <w:t xml:space="preserve"> </w:t>
+      </w:r>
+      <w:r>
+        <w:rPr>
+          <w:noProof/>
+        </w:rPr>
+        <w:drawing>
+          <wp:inline distT="0" distB="0" distL="0" distR="0" wp14:anchorId="10C727FA" wp14:editId="129A6A1B">
+            <wp:extent cx="3027680" cy="2270760"/>
+            <wp:effectExtent l="0" t="0" r="1270" b="0"/>
+            <wp:docPr id="882656547" name="Picture 882656547"/>
+            <wp:cNvGraphicFramePr>
+              <a:graphicFrameLocks xmlns:a="http://schemas.openxmlformats.org/drawingml/2006/main" noChangeAspect="1"/>
+            </wp:cNvGraphicFramePr>
+            <a:graphic xmlns:a="http://schemas.openxmlformats.org/drawingml/2006/main">
+              <a:graphicData uri="http://schemas.openxmlformats.org/drawingml/2006/picture">
+                <pic:pic xmlns:pic="http://schemas.openxmlformats.org/drawingml/2006/picture">
+                  <pic:nvPicPr>
+                    <pic:cNvPr id="0" name="confusion_matrix_normalized.png"/>
+                    <pic:cNvPicPr/>
+                  </pic:nvPicPr>
+                  <pic:blipFill>
+                    <a:blip r:embed="rId12"/>
+                    <a:stretch>
+                      <a:fillRect/>
+                    </a:stretch>
+                  </pic:blipFill>
+                  <pic:spPr>
+                    <a:xfrm>
+                      <a:off x="0" y="0"/>
+                      <a:ext cx="3027680" cy="2270760"/>
                     </a:xfrm>
                     <a:prstGeom prst="rect">
                       <a:avLst/>
@@ -2911,8 +2938,34 @@
           <w:color w:val="555555"/>
           <w:sz w:val="18"/>
         </w:rPr>
-        <w:t>Figure 3. Precision-recall curve for the fine-tuned person detector.</w:t>
+        <w:t>Figure 3. Precision-recall curve for the fine-tuned person detector</w:t>
       </w:r>
+      <w:r>
+        <w:rPr>
+          <w:i/>
+          <w:color w:val="555555"/>
+          <w:sz w:val="18"/>
+        </w:rPr>
+        <w:t xml:space="preserve"> and </w:t>
+      </w:r>
+      <w:r>
+        <w:rPr>
+          <w:i/>
+          <w:color w:val="555555"/>
+          <w:sz w:val="18"/>
+        </w:rPr>
+        <w:t>Normalized confusion matrix for the fine-tuned detector.</w:t>
+      </w:r>
+    </w:p>
+    <w:p>
+      <w:pPr>
+        <w:spacing w:after="160"/>
+      </w:pPr>
+    </w:p>
+    <w:p>
+      <w:pPr>
+        <w:jc w:val="center"/>
+      </w:pPr>
     </w:p>
     <w:p>
       <w:pPr>
@@ -2923,69 +2976,9 @@
           <w:noProof/>
         </w:rPr>
         <w:drawing>
-          <wp:inline distT="0" distB="0" distL="0" distR="0" wp14:anchorId="18ECB867" wp14:editId="4C6AF3A0">
-            <wp:extent cx="4389120" cy="3291840"/>
-            <wp:effectExtent l="0" t="0" r="0" b="0"/>
-            <wp:docPr id="882656547" name="Picture 882656547"/>
-            <wp:cNvGraphicFramePr>
-              <a:graphicFrameLocks xmlns:a="http://schemas.openxmlformats.org/drawingml/2006/main" noChangeAspect="1"/>
-            </wp:cNvGraphicFramePr>
-            <a:graphic xmlns:a="http://schemas.openxmlformats.org/drawingml/2006/main">
-              <a:graphicData uri="http://schemas.openxmlformats.org/drawingml/2006/picture">
-                <pic:pic xmlns:pic="http://schemas.openxmlformats.org/drawingml/2006/picture">
-                  <pic:nvPicPr>
-                    <pic:cNvPr id="0" name="confusion_matrix_normalized.png"/>
-                    <pic:cNvPicPr/>
-                  </pic:nvPicPr>
-                  <pic:blipFill>
-                    <a:blip r:embed="rId11"/>
-                    <a:stretch>
-                      <a:fillRect/>
-                    </a:stretch>
-                  </pic:blipFill>
-                  <pic:spPr>
-                    <a:xfrm>
-                      <a:off x="0" y="0"/>
-                      <a:ext cx="4389120" cy="3291840"/>
-                    </a:xfrm>
-                    <a:prstGeom prst="rect">
-                      <a:avLst/>
-                    </a:prstGeom>
-                  </pic:spPr>
-                </pic:pic>
-              </a:graphicData>
-            </a:graphic>
-          </wp:inline>
-        </w:drawing>
-      </w:r>
-    </w:p>
-    <w:p>
-      <w:pPr>
-        <w:spacing w:after="160"/>
-        <w:jc w:val="center"/>
-      </w:pPr>
-      <w:r>
-        <w:rPr>
-          <w:i/>
-          <w:color w:val="555555"/>
-          <w:sz w:val="18"/>
-        </w:rPr>
-        <w:t>Figure 4. Normalized confusion matrix for the fine-tuned detector.</w:t>
-      </w:r>
-    </w:p>
-    <w:p>
-      <w:pPr>
-        <w:jc w:val="center"/>
-      </w:pPr>
-      <w:r>
-        <w:rPr>
-          <w:noProof/>
-        </w:rPr>
-        <w:lastRenderedPageBreak/>
-        <w:drawing>
-          <wp:inline distT="0" distB="0" distL="0" distR="0" wp14:anchorId="3E112169" wp14:editId="323B7C48">
-            <wp:extent cx="5577840" cy="3218878"/>
-            <wp:effectExtent l="0" t="0" r="0" b="0"/>
+          <wp:inline distT="0" distB="0" distL="0" distR="0" wp14:anchorId="3E112169" wp14:editId="30A0C5E5">
+            <wp:extent cx="6361556" cy="3671147"/>
+            <wp:effectExtent l="0" t="0" r="1270" b="5715"/>
             <wp:docPr id="882656548" name="Picture 882656548"/>
             <wp:cNvGraphicFramePr>
               <a:graphicFrameLocks xmlns:a="http://schemas.openxmlformats.org/drawingml/2006/main" noChangeAspect="1"/>
@@ -2998,7 +2991,7 @@
                     <pic:cNvPicPr/>
                   </pic:nvPicPr>
                   <pic:blipFill>
-                    <a:blip r:embed="rId12"/>
+                    <a:blip r:embed="rId13"/>
                     <a:stretch>
                       <a:fillRect/>
                     </a:stretch>
@@ -3006,7 +2999,7 @@
                   <pic:spPr>
                     <a:xfrm>
                       <a:off x="0" y="0"/>
-                      <a:ext cx="5577840" cy="3218878"/>
+                      <a:ext cx="6403589" cy="3695403"/>
                     </a:xfrm>
                     <a:prstGeom prst="rect">
                       <a:avLst/>
@@ -3033,11 +3026,6 @@
         <w:t>Figure 5. Example validation predictions from the fine-tuned detector.</w:t>
       </w:r>
     </w:p>
-    <w:p>
-      <w:r>
-        <w:t>These fine-tuning results support the engineering choice to adapt a lightweight detector rather than using the generic base model directly. The base model was faster and precise on easier detections, but it missed many small aerial persons. Fine-tuning improved recall and produced stronger detections for the tracker, while the nano-scale checkpoint kept the solution practical for edge-oriented deployment.</w:t>
-      </w:r>
-    </w:p>
     <w:p/>
     <w:p/>
     <w:p>
@@ -3061,7 +3049,7 @@
       </w:r>
     </w:p>
     <w:sectPr>
-      <w:footerReference w:type="default" r:id="rId13"/>
+      <w:footerReference w:type="default" r:id="rId14"/>
       <w:pgSz w:w="12240" w:h="15840"/>
       <w:pgMar w:top="1224" w:right="1224" w:bottom="1224" w:left="1224" w:header="708" w:footer="708" w:gutter="0"/>
       <w:cols w:space="720"/>
@@ -3160,21 +3148,12 @@
       <w:r>
         <w:t>Chakrabarty, S., 2026. Yolo26: An analysis of NMS-free end to end framework for real-time object detection. </w:t>
       </w:r>
-      <w:proofErr w:type="spellStart"/>
       <w:r>
         <w:rPr>
           <w:i/>
           <w:iCs/>
         </w:rPr>
-        <w:t>arXiv</w:t>
-      </w:r>
-      <w:proofErr w:type="spellEnd"/>
-      <w:r>
-        <w:rPr>
-          <w:i/>
-          <w:iCs/>
-        </w:rPr>
-        <w:t xml:space="preserve"> preprint arXiv:2601.12882</w:t>
+        <w:t>arXiv preprint arXiv:2601.12882</w:t>
       </w:r>
       <w:r>
         <w:t>.</w:t>
@@ -3196,15 +3175,7 @@
         <w:t xml:space="preserve"> </w:t>
       </w:r>
       <w:r>
-        <w:t xml:space="preserve">Zhang, Y., Sun, P., Jiang, Y., Yu, D., Weng, F., Yuan, Z., Luo, P., Liu, W. and Wang, X., 2022, October. </w:t>
-      </w:r>
-      <w:proofErr w:type="spellStart"/>
-      <w:r>
-        <w:t>Bytetrack</w:t>
-      </w:r>
-      <w:proofErr w:type="spellEnd"/>
-      <w:r>
-        <w:t>: Multi-object tracking by associating every detection box. In </w:t>
+        <w:t>Zhang, Y., Sun, P., Jiang, Y., Yu, D., Weng, F., Yuan, Z., Luo, P., Liu, W. and Wang, X., 2022, October. Bytetrack: Multi-object tracking by associating every detection box. In </w:t>
       </w:r>
       <w:r>
         <w:rPr>
@@ -3233,39 +3204,14 @@
         <w:t xml:space="preserve"> </w:t>
       </w:r>
       <w:r>
-        <w:t xml:space="preserve">Aharon, N., </w:t>
+        <w:t>Aharon, N., Orfaig, R. and Bobrovsky, B.Z., 2022. BoT-SORT: Robust associations multi-pedestrian tracking. </w:t>
       </w:r>
-      <w:proofErr w:type="spellStart"/>
-      <w:r>
-        <w:t>Orfaig</w:t>
-      </w:r>
-      <w:proofErr w:type="spellEnd"/>
-      <w:r>
-        <w:t xml:space="preserve">, R. and Bobrovsky, B.Z., 2022. </w:t>
-      </w:r>
-      <w:proofErr w:type="spellStart"/>
-      <w:r>
-        <w:t>BoT</w:t>
-      </w:r>
-      <w:proofErr w:type="spellEnd"/>
-      <w:r>
-        <w:t>-SORT: Robust associations multi-pedestrian tracking. </w:t>
-      </w:r>
-      <w:proofErr w:type="spellStart"/>
       <w:r>
         <w:rPr>
           <w:i/>
           <w:iCs/>
         </w:rPr>
-        <w:t>arXiv</w:t>
-      </w:r>
-      <w:proofErr w:type="spellEnd"/>
-      <w:r>
-        <w:rPr>
-          <w:i/>
-          <w:iCs/>
-        </w:rPr>
-        <w:t xml:space="preserve"> preprint arXiv:2206.14651</w:t>
+        <w:t>arXiv preprint arXiv:2206.14651</w:t>
       </w:r>
       <w:r>
         <w:t>.</w:t>
@@ -3287,25 +3233,8 @@
         <w:t xml:space="preserve"> </w:t>
       </w:r>
       <w:r>
-        <w:t xml:space="preserve">Cagatay Akyon, F., Cengiz, C., Onur </w:t>
+        <w:t>Cagatay Akyon, F., Cengiz, C., Onur Altinuc, S., Cavusoglu, D., Sahin, K. and Eryuksel, O., SAHI: A lightweight vision library for performing large scale object detection and instance segmentation. </w:t>
       </w:r>
-      <w:proofErr w:type="spellStart"/>
-      <w:r>
-        <w:t>Altinuc</w:t>
-      </w:r>
-      <w:proofErr w:type="spellEnd"/>
-      <w:r>
-        <w:t xml:space="preserve">, S., Cavusoglu, D., Sahin, K. and </w:t>
-      </w:r>
-      <w:proofErr w:type="spellStart"/>
-      <w:r>
-        <w:t>Eryuksel</w:t>
-      </w:r>
-      <w:proofErr w:type="spellEnd"/>
-      <w:r>
-        <w:t>, O., SAHI: A lightweight vision library for performing large scale object detection and instance segmentation. </w:t>
-      </w:r>
-      <w:proofErr w:type="spellStart"/>
       <w:r>
         <w:rPr>
           <w:i/>
@@ -3313,7 +3242,6 @@
         </w:rPr>
         <w:t>Zenodo</w:t>
       </w:r>
-      <w:proofErr w:type="spellEnd"/>
       <w:r>
         <w:t>.</w:t>
       </w:r>
@@ -3477,7 +3405,7 @@
   <w:abstractNum w:abstractNumId="8" w15:restartNumberingAfterBreak="0">
     <w:nsid w:val="FFFFFF89"/>
     <w:multiLevelType w:val="singleLevel"/>
-    <w:tmpl w:val="29761A62"/>
+    <w:tmpl w:val="64A2EFC6"/>
     <w:lvl w:ilvl="0">
       <w:start w:val="1"/>
       <w:numFmt w:val="bullet"/>
@@ -4135,6 +4063,7 @@
   <w:style w:type="character" w:default="1" w:styleId="DefaultParagraphFont">
     <w:name w:val="Default Paragraph Font"/>
     <w:uiPriority w:val="1"/>
+    <w:semiHidden/>
     <w:unhideWhenUsed/>
   </w:style>
   <w:style w:type="table" w:default="1" w:styleId="TableNormal">
@@ -14940,6 +14869,29 @@
     <w:rsid w:val="003B25FC"/>
     <w:rPr>
       <w:vertAlign w:val="superscript"/>
+    </w:rPr>
+  </w:style>
+  <w:style w:type="character" w:styleId="Hyperlink">
+    <w:name w:val="Hyperlink"/>
+    <w:basedOn w:val="DefaultParagraphFont"/>
+    <w:uiPriority w:val="99"/>
+    <w:unhideWhenUsed/>
+    <w:rsid w:val="007B3862"/>
+    <w:rPr>
+      <w:color w:val="0000FF" w:themeColor="hyperlink"/>
+      <w:u w:val="single"/>
+    </w:rPr>
+  </w:style>
+  <w:style w:type="character" w:styleId="UnresolvedMention">
+    <w:name w:val="Unresolved Mention"/>
+    <w:basedOn w:val="DefaultParagraphFont"/>
+    <w:uiPriority w:val="99"/>
+    <w:semiHidden/>
+    <w:unhideWhenUsed/>
+    <w:rsid w:val="007B3862"/>
+    <w:rPr>
+      <w:color w:val="605E5C"/>
+      <w:shd w:val="clear" w:color="auto" w:fill="E1DFDD"/>
     </w:rPr>
   </w:style>
 </w:styles>

--- a/Aerial_Guardian_Final_Report.docx
+++ b/Aerial_Guardian_Final_Report.docx
@@ -80,7 +80,21 @@
               <w:rPr>
                 <w:sz w:val="21"/>
               </w:rPr>
-              <w:t>Fine-tuned YOLO26n with BoT-SORT and sparse optical-flow global motion compensation. The selected configuration achieves MOTA 0.283, IDF1 0.388, and 40.68 FPS on an NVIDIA Tesla P100-PCIE-16GB, using an approximately 5.16 MB checkpoint.</w:t>
+              <w:t xml:space="preserve">Fine-tuned YOLO26n with </w:t>
+            </w:r>
+            <w:proofErr w:type="spellStart"/>
+            <w:r>
+              <w:rPr>
+                <w:sz w:val="21"/>
+              </w:rPr>
+              <w:t>BoT</w:t>
+            </w:r>
+            <w:proofErr w:type="spellEnd"/>
+            <w:r>
+              <w:rPr>
+                <w:sz w:val="21"/>
+              </w:rPr>
+              <w:t>-SORT and sparse optical-flow global motion compensation. The selected configuration achieves MOTA 0.283, IDF1 0.388, and 40.68 FPS on an NVIDIA Tesla P100-PCIE-16GB, using an approximately 5.16 MB checkpoint.</w:t>
             </w:r>
           </w:p>
         </w:tc>
@@ -107,7 +121,15 @@
         <w:t xml:space="preserve"> (MOT)</w:t>
       </w:r>
       <w:r>
-        <w:t xml:space="preserve"> pipeline for detecting and tracking persons in moving drone footage</w:t>
+        <w:t xml:space="preserve"> pipeline for detecting and tracking </w:t>
+      </w:r>
+      <w:proofErr w:type="gramStart"/>
+      <w:r>
+        <w:t>persons</w:t>
+      </w:r>
+      <w:proofErr w:type="gramEnd"/>
+      <w:r>
+        <w:t xml:space="preserve"> in moving drone footage</w:t>
       </w:r>
       <w:r>
         <w:t xml:space="preserve"> (as shown in Figure 1)</w:t>
@@ -118,7 +140,15 @@
     </w:p>
     <w:p>
       <w:r>
-        <w:t>The system produces processed videos with bounding boxes, unique track IDs, and short trajectory tails, along with MOT-format tracker output files. The work is intentionally lightweight: the detector remains far below the 300 MB model-size limit and the final pipeline runs at approximately 40 FPS on the test GPU.</w:t>
+        <w:t xml:space="preserve">The system produces processed videos with bounding boxes, unique track IDs, and short trajectory tails, along with MOT-format tracker output files. The work is intentionally lightweight: the detector remains far below the 300 MB model-size </w:t>
+      </w:r>
+      <w:proofErr w:type="gramStart"/>
+      <w:r>
+        <w:t>limit</w:t>
+      </w:r>
+      <w:proofErr w:type="gramEnd"/>
+      <w:r>
+        <w:t xml:space="preserve"> and the final pipeline runs at approximately 40 FPS on the test GPU.</w:t>
       </w:r>
     </w:p>
     <w:p>
@@ -223,7 +253,23 @@
     </w:p>
     <w:p>
       <w:r>
-        <w:t>The original VisDrone MOT labels are tracking annotations: each row contains frame ID, object ID, bounding box, score, class, truncation, and occlusion information. YOLO detector training requires a different format: one label text file per image, with class ID and normalized box center/width/height. Therefore, the conversion script was used to transform MOT annotations into YOLO labels.</w:t>
+        <w:t xml:space="preserve">The original </w:t>
+      </w:r>
+      <w:proofErr w:type="spellStart"/>
+      <w:r>
+        <w:t>VisDrone</w:t>
+      </w:r>
+      <w:proofErr w:type="spellEnd"/>
+      <w:r>
+        <w:t xml:space="preserve"> MOT </w:t>
+      </w:r>
+      <w:proofErr w:type="gramStart"/>
+      <w:r>
+        <w:t>labels are</w:t>
+      </w:r>
+      <w:proofErr w:type="gramEnd"/>
+      <w:r>
+        <w:t xml:space="preserve"> tracking annotations: each row contains frame ID, object ID, bounding box, score, class, truncation, and occlusion information. YOLO detector training requires a different format: one label text file per image, with class ID and normalized box center/width/height. Therefore, the conversion script was used to transform MOT annotations into YOLO labels.</w:t>
       </w:r>
     </w:p>
     <w:tbl>
@@ -451,11 +497,19 @@
             <w:pPr>
               <w:spacing w:after="0"/>
             </w:pPr>
+            <w:proofErr w:type="spellStart"/>
             <w:r>
               <w:rPr>
                 <w:sz w:val="18"/>
               </w:rPr>
-              <w:t>VisDrone pedestrian and person categories merged into one person class</w:t>
+              <w:t>VisDrone</w:t>
+            </w:r>
+            <w:proofErr w:type="spellEnd"/>
+            <w:r>
+              <w:rPr>
+                <w:sz w:val="18"/>
+              </w:rPr>
+              <w:t xml:space="preserve"> pedestrian and person categories merged into one person class</w:t>
             </w:r>
             <w:r>
               <w:rPr>
@@ -501,7 +555,23 @@
         <w:footnoteReference w:id="1"/>
       </w:r>
       <w:r>
-        <w:t xml:space="preserve"> was selected because it is fast, small, and suitable for later edge deployment. A generic pretrained detector is not ideal for high-altitude drone imagery because persons are often tiny, partially occluded, and visually different from ground-level training examples. Fine-tuning on VisDrone person labels was the main adaptation step.</w:t>
+        <w:t xml:space="preserve"> was selected because it is fast, small, and suitable for later edge deployment. A generic pretrained detector is not ideal for high-altitude drone imagery because </w:t>
+      </w:r>
+      <w:proofErr w:type="gramStart"/>
+      <w:r>
+        <w:t>persons</w:t>
+      </w:r>
+      <w:proofErr w:type="gramEnd"/>
+      <w:r>
+        <w:t xml:space="preserve"> are often tiny, partially occluded, and visually different from ground-level training examples. Fine-tuning on </w:t>
+      </w:r>
+      <w:proofErr w:type="spellStart"/>
+      <w:r>
+        <w:t>VisDrone</w:t>
+      </w:r>
+      <w:proofErr w:type="spellEnd"/>
+      <w:r>
+        <w:t xml:space="preserve"> person labels was the main adaptation step.</w:t>
       </w:r>
     </w:p>
     <w:p>
@@ -510,7 +580,15 @@
         <w:spacing w:after="80"/>
       </w:pPr>
       <w:r>
-        <w:t>Training used image size 1024, batch size 16, AdamW optimizer, and 50 epochs.</w:t>
+        <w:t xml:space="preserve">Training used image size 1024, batch size 16, </w:t>
+      </w:r>
+      <w:proofErr w:type="spellStart"/>
+      <w:r>
+        <w:t>AdamW</w:t>
+      </w:r>
+      <w:proofErr w:type="spellEnd"/>
+      <w:r>
+        <w:t xml:space="preserve"> optimizer, and 50 epochs.</w:t>
       </w:r>
     </w:p>
     <w:p>
@@ -528,7 +606,15 @@
         <w:spacing w:after="80"/>
       </w:pPr>
       <w:r>
-        <w:t>Mosaic and mixup augmentations were used to improve robustness to scale, density, and scene variation.</w:t>
+        <w:t xml:space="preserve">Inference used image size 1280 to preserve more detail for small </w:t>
+      </w:r>
+      <w:proofErr w:type="gramStart"/>
+      <w:r>
+        <w:t>persons</w:t>
+      </w:r>
+      <w:proofErr w:type="gramEnd"/>
+      <w:r>
+        <w:t xml:space="preserve"> during tracking.</w:t>
       </w:r>
     </w:p>
     <w:p>
@@ -537,7 +623,106 @@
         <w:spacing w:after="80"/>
       </w:pPr>
       <w:r>
-        <w:t>Inference used image size 1280 to preserve more detail for small persons during tracking.</w:t>
+        <w:t>The fine-tuning curves and validation prediction examples are included in the results folder.</w:t>
+      </w:r>
+    </w:p>
+    <w:p>
+      <w:pPr>
+        <w:pStyle w:val="Heading1"/>
+      </w:pPr>
+      <w:r>
+        <w:t>4. Tracking Rationale and ID Stability</w:t>
+      </w:r>
+    </w:p>
+    <w:p>
+      <w:r>
+        <w:t xml:space="preserve">Both </w:t>
+      </w:r>
+      <w:proofErr w:type="spellStart"/>
+      <w:r>
+        <w:t>ByteTrack</w:t>
+      </w:r>
+      <w:proofErr w:type="spellEnd"/>
+      <w:r>
+        <w:rPr>
+          <w:rStyle w:val="FootnoteReference"/>
+        </w:rPr>
+        <w:footnoteReference w:id="2"/>
+      </w:r>
+      <w:r>
+        <w:t xml:space="preserve"> and </w:t>
+      </w:r>
+      <w:proofErr w:type="spellStart"/>
+      <w:r>
+        <w:t>BoT</w:t>
+      </w:r>
+      <w:proofErr w:type="spellEnd"/>
+      <w:r>
+        <w:t>-SORT</w:t>
+      </w:r>
+      <w:r>
+        <w:rPr>
+          <w:rStyle w:val="FootnoteReference"/>
+        </w:rPr>
+        <w:footnoteReference w:id="3"/>
+      </w:r>
+      <w:r>
+        <w:t xml:space="preserve"> were evaluated. </w:t>
+      </w:r>
+      <w:proofErr w:type="spellStart"/>
+      <w:r>
+        <w:t>ByteTrack</w:t>
+      </w:r>
+      <w:proofErr w:type="spellEnd"/>
+      <w:r>
+        <w:t xml:space="preserve"> is attractive because it is lightweight and uses both high-confidence and low-confidence detections during association. However, its motion model relies on a Kalman filter that assumes most </w:t>
+      </w:r>
+      <w:proofErr w:type="gramStart"/>
+      <w:r>
+        <w:t>coordinate</w:t>
+      </w:r>
+      <w:proofErr w:type="gramEnd"/>
+      <w:r>
+        <w:t xml:space="preserve"> changes come from object motion. In drone footage, the entire scene can shift when the drone tilts, translates, or rotates, so image-space predictions can miss the new object positions even when the target itself moved smoothly.</w:t>
+      </w:r>
+    </w:p>
+    <w:p>
+      <w:r>
+        <w:t>To reduce this failure mode, global motion compensation</w:t>
+      </w:r>
+      <w:r>
+        <w:t xml:space="preserve"> (GMC)</w:t>
+      </w:r>
+      <w:r>
+        <w:t xml:space="preserve"> was introduced. Sparse optical flow estimates how stable background structures such as roads, buildings, and trees move between frames. The tracker can then account for camera-induced motion before associating detections. </w:t>
+      </w:r>
+      <w:proofErr w:type="spellStart"/>
+      <w:r>
+        <w:t>BoT</w:t>
+      </w:r>
+      <w:proofErr w:type="spellEnd"/>
+      <w:r>
+        <w:t xml:space="preserve">-SORT was also </w:t>
+      </w:r>
+      <w:r>
+        <w:lastRenderedPageBreak/>
+        <w:t xml:space="preserve">tested because it provides stronger association behavior than the baseline </w:t>
+      </w:r>
+      <w:proofErr w:type="spellStart"/>
+      <w:r>
+        <w:t>ByteTrack</w:t>
+      </w:r>
+      <w:proofErr w:type="spellEnd"/>
+      <w:r>
+        <w:t xml:space="preserve"> setup, while </w:t>
+      </w:r>
+      <w:proofErr w:type="spellStart"/>
+      <w:r>
+        <w:t>ReID</w:t>
+      </w:r>
+      <w:proofErr w:type="spellEnd"/>
+      <w:r>
+        <w:t xml:space="preserve"> was kept disabled to preserve the lightweight deployment path.</w:t>
       </w:r>
     </w:p>
     <w:p>
@@ -546,50 +731,7 @@
         <w:spacing w:after="80"/>
       </w:pPr>
       <w:r>
-        <w:t>The fine-tuning curves and validation prediction examples are included in the results folder.</w:t>
-      </w:r>
-    </w:p>
-    <w:p>
-      <w:pPr>
-        <w:pStyle w:val="Heading1"/>
-      </w:pPr>
-      <w:r>
-        <w:t>4. Tracking Rationale and ID Stability</w:t>
-      </w:r>
-    </w:p>
-    <w:p>
-      <w:r>
-        <w:t>Both ByteTrack</w:t>
-      </w:r>
-      <w:r>
-        <w:rPr>
-          <w:rStyle w:val="FootnoteReference"/>
-        </w:rPr>
-        <w:footnoteReference w:id="2"/>
-      </w:r>
-      <w:r>
-        <w:t xml:space="preserve"> and BoT-SORT</w:t>
-      </w:r>
-      <w:r>
-        <w:rPr>
-          <w:rStyle w:val="FootnoteReference"/>
-        </w:rPr>
-        <w:footnoteReference w:id="3"/>
-      </w:r>
-      <w:r>
-        <w:t xml:space="preserve"> were evaluated. ByteTrack is attractive because it is lightweight and uses both high-confidence and low-confidence detections during association. However, its motion model relies on a Kalman filter that assumes most coordinate changes come from object motion. In drone footage, the entire scene can shift when the drone tilts, translates, or rotates, so image-space predictions can miss the new object positions even when the target itself moved smoothly.</w:t>
-      </w:r>
-    </w:p>
-    <w:p>
-      <w:r>
-        <w:lastRenderedPageBreak/>
-        <w:t>To reduce this failure mode, global motion compensation</w:t>
-      </w:r>
-      <w:r>
-        <w:t xml:space="preserve"> (GMC)</w:t>
-      </w:r>
-      <w:r>
-        <w:t xml:space="preserve"> was introduced. Sparse optical flow estimates how stable background structures such as roads, buildings, and trees move between frames. The tracker can then account for camera-induced motion before associating detections. BoT-SORT was also tested because it provides stronger association behavior than the baseline ByteTrack setup, while ReID was kept disabled to preserve the lightweight deployment path.</w:t>
+        <w:t>GMC addresses drone camera motion before track association.</w:t>
       </w:r>
     </w:p>
     <w:p>
@@ -598,10 +740,7 @@
         <w:spacing w:after="80"/>
       </w:pPr>
       <w:r>
-        <w:t>GMC</w:t>
-      </w:r>
-      <w:r>
-        <w:t xml:space="preserve"> addresses drone camera motion before track association.</w:t>
+        <w:t>The 0.40 confidence threshold suppresses noisy detections that create unstable short tracks.</w:t>
       </w:r>
     </w:p>
     <w:p>
@@ -610,7 +749,7 @@
         <w:spacing w:after="80"/>
       </w:pPr>
       <w:r>
-        <w:t>The 0.40 confidence threshold suppresses noisy detections that create unstable short tracks.</w:t>
+        <w:t>A longer track buffer helps recover identities after brief disappearance or occlusion.</w:t>
       </w:r>
     </w:p>
     <w:p>
@@ -618,17 +757,13 @@
         <w:pStyle w:val="ListBullet"/>
         <w:spacing w:after="80"/>
       </w:pPr>
-      <w:r>
-        <w:t>A longer track buffer helps recover identities after brief disappearance or occlusion.</w:t>
-      </w:r>
-    </w:p>
-    <w:p>
-      <w:pPr>
-        <w:pStyle w:val="ListBullet"/>
-        <w:spacing w:after="80"/>
-      </w:pPr>
-      <w:r>
-        <w:t>ReID was not enabled because the assignment emphasized a lightweight solution and model-size efficiency.</w:t>
+      <w:proofErr w:type="spellStart"/>
+      <w:r>
+        <w:t>ReID</w:t>
+      </w:r>
+      <w:proofErr w:type="spellEnd"/>
+      <w:r>
+        <w:t xml:space="preserve"> was not enabled because the assignment emphasized a lightweight solution and model-size efficiency.</w:t>
       </w:r>
     </w:p>
     <w:p>
@@ -659,7 +794,31 @@
         <w:t>s</w:t>
       </w:r>
       <w:r>
-        <w:t>, E03 shows the effect of fine-tuning with ByteTrack, E04 tests ByteTrack with GMC, and E05 tests BoT-SORT with GMC as the final balanced setting.</w:t>
+        <w:t xml:space="preserve">, E03 shows the effect of fine-tuning with </w:t>
+      </w:r>
+      <w:proofErr w:type="spellStart"/>
+      <w:r>
+        <w:t>ByteTrack</w:t>
+      </w:r>
+      <w:proofErr w:type="spellEnd"/>
+      <w:r>
+        <w:t xml:space="preserve">, E04 tests </w:t>
+      </w:r>
+      <w:proofErr w:type="spellStart"/>
+      <w:r>
+        <w:t>ByteTrack</w:t>
+      </w:r>
+      <w:proofErr w:type="spellEnd"/>
+      <w:r>
+        <w:t xml:space="preserve"> with GMC, and E05 tests </w:t>
+      </w:r>
+      <w:proofErr w:type="spellStart"/>
+      <w:r>
+        <w:t>BoT</w:t>
+      </w:r>
+      <w:proofErr w:type="spellEnd"/>
+      <w:r>
+        <w:t>-SORT with GMC as the final balanced setting.</w:t>
       </w:r>
     </w:p>
     <w:tbl>
@@ -1026,12 +1185,14 @@
             <w:pPr>
               <w:spacing w:after="0"/>
             </w:pPr>
+            <w:proofErr w:type="spellStart"/>
             <w:r>
               <w:rPr>
                 <w:sz w:val="16"/>
               </w:rPr>
               <w:t>ByteTrack</w:t>
             </w:r>
+            <w:proofErr w:type="spellEnd"/>
           </w:p>
         </w:tc>
         <w:tc>
@@ -1268,11 +1429,19 @@
             <w:pPr>
               <w:spacing w:after="0"/>
             </w:pPr>
+            <w:proofErr w:type="spellStart"/>
             <w:r>
               <w:rPr>
                 <w:sz w:val="16"/>
               </w:rPr>
-              <w:t>BoT-SORT</w:t>
+              <w:t>BoT</w:t>
+            </w:r>
+            <w:proofErr w:type="spellEnd"/>
+            <w:r>
+              <w:rPr>
+                <w:sz w:val="16"/>
+              </w:rPr>
+              <w:t>-SORT</w:t>
             </w:r>
           </w:p>
         </w:tc>
@@ -1510,12 +1679,14 @@
             <w:pPr>
               <w:spacing w:after="0"/>
             </w:pPr>
+            <w:proofErr w:type="spellStart"/>
             <w:r>
               <w:rPr>
                 <w:sz w:val="16"/>
               </w:rPr>
               <w:t>ByteTrack</w:t>
             </w:r>
+            <w:proofErr w:type="spellEnd"/>
           </w:p>
         </w:tc>
         <w:tc>
@@ -1752,11 +1923,19 @@
             <w:pPr>
               <w:spacing w:after="0"/>
             </w:pPr>
+            <w:proofErr w:type="spellStart"/>
             <w:r>
               <w:rPr>
                 <w:sz w:val="16"/>
               </w:rPr>
-              <w:t>ByteTrack + GMC</w:t>
+              <w:t>ByteTrack</w:t>
+            </w:r>
+            <w:proofErr w:type="spellEnd"/>
+            <w:r>
+              <w:rPr>
+                <w:sz w:val="16"/>
+              </w:rPr>
+              <w:t xml:space="preserve"> + GMC</w:t>
             </w:r>
           </w:p>
         </w:tc>
@@ -2006,11 +2185,19 @@
             <w:pPr>
               <w:spacing w:after="0"/>
             </w:pPr>
+            <w:proofErr w:type="spellStart"/>
             <w:r>
               <w:rPr>
                 <w:sz w:val="16"/>
               </w:rPr>
-              <w:t>BoT-SORT + GMC</w:t>
+              <w:t>BoT</w:t>
+            </w:r>
+            <w:proofErr w:type="spellEnd"/>
+            <w:r>
+              <w:rPr>
+                <w:sz w:val="16"/>
+              </w:rPr>
+              <w:t>-SORT + GMC</w:t>
             </w:r>
           </w:p>
         </w:tc>
@@ -2238,8 +2425,18 @@
           <w:sz w:val="18"/>
           <w:szCs w:val="18"/>
         </w:rPr>
-        <w:t>, and Tracker Variants on the VisDrone</w:t>
-      </w:r>
+        <w:t xml:space="preserve">, and Tracker Variants on the </w:t>
+      </w:r>
+      <w:proofErr w:type="spellStart"/>
+      <w:r>
+        <w:rPr>
+          <w:color w:val="808080" w:themeColor="background1" w:themeShade="80"/>
+          <w:sz w:val="18"/>
+          <w:szCs w:val="18"/>
+        </w:rPr>
+        <w:t>VisDrone</w:t>
+      </w:r>
+      <w:proofErr w:type="spellEnd"/>
       <w:r>
         <w:rPr>
           <w:color w:val="808080" w:themeColor="background1" w:themeShade="80"/>
@@ -2291,7 +2488,15 @@
     </w:p>
     <w:p>
       <w:r>
-        <w:t>The final E05 configuration achieved the best overall MOTA and IDF1 while maintaining 40.68 FPS. E04 produced fewer ID switches, which confirms that GMC helps with identity stability, but E05 provided the best balanced setting across MOTA, IDF1, recall, and runtime.</w:t>
+        <w:t xml:space="preserve">The final E05 configuration achieved the best overall MOTA and IDF1 while maintaining 40.68 FPS. E04 produced fewer ID switches, which confirms that GMC helps with identity stability, but E05 provided the </w:t>
+      </w:r>
+      <w:proofErr w:type="gramStart"/>
+      <w:r>
+        <w:t>best balanced</w:t>
+      </w:r>
+      <w:proofErr w:type="gramEnd"/>
+      <w:r>
+        <w:t xml:space="preserve"> setting across MOTA, IDF1, recall, and runtime.</w:t>
       </w:r>
     </w:p>
     <w:p>
@@ -2370,9 +2575,13 @@
         <w:pStyle w:val="ListBullet"/>
         <w:spacing w:after="80"/>
       </w:pPr>
-      <w:r>
-        <w:lastRenderedPageBreak/>
-        <w:t>BoT-SORT + GMC gave the strongest balanced result while remaining lightweight enough for edge-oriented optimization.</w:t>
+      <w:proofErr w:type="spellStart"/>
+      <w:r>
+        <w:t>BoT</w:t>
+      </w:r>
+      <w:proofErr w:type="spellEnd"/>
+      <w:r>
+        <w:t>-SORT + GMC gave the strongest balanced result while remaining lightweight enough for edge-oriented optimization.</w:t>
       </w:r>
     </w:p>
     <w:p>
@@ -2380,12 +2589,29 @@
         <w:pStyle w:val="Heading1"/>
       </w:pPr>
       <w:r>
+        <w:lastRenderedPageBreak/>
         <w:t>7. Edge Deployment Plan</w:t>
       </w:r>
     </w:p>
     <w:p>
       <w:r>
-        <w:t>For NVIDIA Jetson, Qualcomm RB5 Robotics Board, or similar edge platforms, the detector can be exported to ONNX/TensorRT or another supported runtime. The nano detector should remain the default because it offers a practical size-speed trade-off.</w:t>
+        <w:t>For NVIDIA Jetson, Qualcomm RB5 Robotics Board, or similar edge platforms, the detector can be exported to ONNX/</w:t>
+      </w:r>
+      <w:proofErr w:type="spellStart"/>
+      <w:r>
+        <w:t>TensorRT</w:t>
+      </w:r>
+      <w:proofErr w:type="spellEnd"/>
+      <w:r>
+        <w:t xml:space="preserve"> or another supported runtime. The nano detector should remain the default because it offers </w:t>
+      </w:r>
+      <w:proofErr w:type="gramStart"/>
+      <w:r>
+        <w:t>a practical</w:t>
+      </w:r>
+      <w:proofErr w:type="gramEnd"/>
+      <w:r>
+        <w:t xml:space="preserve"> size-speed trade-off.</w:t>
       </w:r>
     </w:p>
     <w:p>
@@ -2394,7 +2620,15 @@
         <w:spacing w:after="80"/>
       </w:pPr>
       <w:r>
-        <w:t>Export YOLO26n to ONNX or TensorRT for accelerated inference.</w:t>
+        <w:t xml:space="preserve">Export YOLO26n to ONNX or </w:t>
+      </w:r>
+      <w:proofErr w:type="spellStart"/>
+      <w:r>
+        <w:t>TensorRT</w:t>
+      </w:r>
+      <w:proofErr w:type="spellEnd"/>
+      <w:r>
+        <w:t xml:space="preserve"> for accelerated inference.</w:t>
       </w:r>
     </w:p>
     <w:p>
@@ -2403,7 +2637,15 @@
         <w:spacing w:after="80"/>
       </w:pPr>
       <w:r>
-        <w:t>Use FP16 inference where supported by the hardware.</w:t>
+        <w:t xml:space="preserve">Use FP16 inference </w:t>
+      </w:r>
+      <w:proofErr w:type="gramStart"/>
+      <w:r>
+        <w:t>where</w:t>
+      </w:r>
+      <w:proofErr w:type="gramEnd"/>
+      <w:r>
+        <w:t xml:space="preserve"> supported by the hardware.</w:t>
       </w:r>
     </w:p>
     <w:p>
@@ -2430,7 +2672,23 @@
         <w:spacing w:after="80"/>
       </w:pPr>
       <w:r>
-        <w:t>Keep ReID disabled initially; add lightweight ReID only if occlusion-heavy scenes require it.</w:t>
+        <w:t xml:space="preserve">Keep </w:t>
+      </w:r>
+      <w:proofErr w:type="spellStart"/>
+      <w:r>
+        <w:t>ReID</w:t>
+      </w:r>
+      <w:proofErr w:type="spellEnd"/>
+      <w:r>
+        <w:t xml:space="preserve"> disabled initially; add lightweight </w:t>
+      </w:r>
+      <w:proofErr w:type="spellStart"/>
+      <w:r>
+        <w:t>ReID</w:t>
+      </w:r>
+      <w:proofErr w:type="spellEnd"/>
+      <w:r>
+        <w:t xml:space="preserve"> only if occlusion-heavy scenes require it.</w:t>
       </w:r>
     </w:p>
     <w:p>
@@ -2452,7 +2710,15 @@
         <w:spacing w:after="80"/>
       </w:pPr>
       <w:r>
-        <w:t>Camera-motion-compensated trajectory tails.</w:t>
+        <w:t xml:space="preserve">Camera-motion-compensated trajectory </w:t>
+      </w:r>
+      <w:proofErr w:type="gramStart"/>
+      <w:r>
+        <w:t>tails</w:t>
+      </w:r>
+      <w:proofErr w:type="gramEnd"/>
+      <w:r>
+        <w:t>.</w:t>
       </w:r>
     </w:p>
     <w:p>
@@ -2478,8 +2744,13 @@
         <w:pStyle w:val="ListBullet"/>
         <w:spacing w:after="80"/>
       </w:pPr>
-      <w:r>
-        <w:t>TensorRT or ONNX benchmarking on Jetson/RB5 hardware.</w:t>
+      <w:proofErr w:type="spellStart"/>
+      <w:r>
+        <w:t>TensorRT</w:t>
+      </w:r>
+      <w:proofErr w:type="spellEnd"/>
+      <w:r>
+        <w:t xml:space="preserve"> or ONNX benchmarking on Jetson/RB5 hardware.</w:t>
       </w:r>
     </w:p>
     <w:p>
@@ -2542,7 +2813,15 @@
     </w:p>
     <w:p>
       <w:r>
-        <w:t>The detector was fine-tuned from the YOLO26n base checkpoint on the VisDrone2019-MOT train split after converting the original MOT annotations into YOLO detector labels. This step was important because generic pretrained weights are not optimized for high-altitude UAV views where persons often occupy only a few dozen pixels.</w:t>
+        <w:t xml:space="preserve">The detector was fine-tuned from the YOLO26n base checkpoint on the VisDrone2019-MOT train split after converting the original MOT annotations into YOLO detector labels. This step was important because generic pretrained weights are not optimized for high-altitude UAV views where </w:t>
+      </w:r>
+      <w:proofErr w:type="gramStart"/>
+      <w:r>
+        <w:t>persons</w:t>
+      </w:r>
+      <w:proofErr w:type="gramEnd"/>
+      <w:r>
+        <w:t xml:space="preserve"> often occupy only a few dozen pixels.</w:t>
       </w:r>
     </w:p>
     <w:tbl>
@@ -2770,7 +3049,15 @@
         <w:t xml:space="preserve"> </w:t>
       </w:r>
       <w:r>
-        <w:t>The detector was trained as a person-focused model by merging VisDrone pedestrian and person categories.</w:t>
+        <w:t xml:space="preserve">The detector was trained as a person-focused model by merging </w:t>
+      </w:r>
+      <w:proofErr w:type="spellStart"/>
+      <w:r>
+        <w:t>VisDrone</w:t>
+      </w:r>
+      <w:proofErr w:type="spellEnd"/>
+      <w:r>
+        <w:t xml:space="preserve"> pedestrian and person categories.</w:t>
       </w:r>
       <w:r>
         <w:t xml:space="preserve"> </w:t>
@@ -2946,15 +3233,7 @@
           <w:color w:val="555555"/>
           <w:sz w:val="18"/>
         </w:rPr>
-        <w:t xml:space="preserve"> and </w:t>
-      </w:r>
-      <w:r>
-        <w:rPr>
-          <w:i/>
-          <w:color w:val="555555"/>
-          <w:sz w:val="18"/>
-        </w:rPr>
-        <w:t>Normalized confusion matrix for the fine-tuned detector.</w:t>
+        <w:t xml:space="preserve"> and Normalized confusion matrix for the fine-tuned detector.</w:t>
       </w:r>
     </w:p>
     <w:p>
@@ -3148,12 +3427,21 @@
       <w:r>
         <w:t>Chakrabarty, S., 2026. Yolo26: An analysis of NMS-free end to end framework for real-time object detection. </w:t>
       </w:r>
+      <w:proofErr w:type="spellStart"/>
       <w:r>
         <w:rPr>
           <w:i/>
           <w:iCs/>
         </w:rPr>
-        <w:t>arXiv preprint arXiv:2601.12882</w:t>
+        <w:t>arXiv</w:t>
+      </w:r>
+      <w:proofErr w:type="spellEnd"/>
+      <w:r>
+        <w:rPr>
+          <w:i/>
+          <w:iCs/>
+        </w:rPr>
+        <w:t xml:space="preserve"> preprint arXiv:2601.12882</w:t>
       </w:r>
       <w:r>
         <w:t>.</w:t>
@@ -3175,7 +3463,15 @@
         <w:t xml:space="preserve"> </w:t>
       </w:r>
       <w:r>
-        <w:t>Zhang, Y., Sun, P., Jiang, Y., Yu, D., Weng, F., Yuan, Z., Luo, P., Liu, W. and Wang, X., 2022, October. Bytetrack: Multi-object tracking by associating every detection box. In </w:t>
+        <w:t xml:space="preserve">Zhang, Y., Sun, P., Jiang, Y., Yu, D., Weng, F., Yuan, Z., Luo, P., Liu, W. and Wang, X., 2022, October. </w:t>
+      </w:r>
+      <w:proofErr w:type="spellStart"/>
+      <w:r>
+        <w:t>Bytetrack</w:t>
+      </w:r>
+      <w:proofErr w:type="spellEnd"/>
+      <w:r>
+        <w:t>: Multi-object tracking by associating every detection box. In </w:t>
       </w:r>
       <w:r>
         <w:rPr>
@@ -3204,14 +3500,39 @@
         <w:t xml:space="preserve"> </w:t>
       </w:r>
       <w:r>
-        <w:t>Aharon, N., Orfaig, R. and Bobrovsky, B.Z., 2022. BoT-SORT: Robust associations multi-pedestrian tracking. </w:t>
-      </w:r>
+        <w:t xml:space="preserve">Aharon, N., </w:t>
+      </w:r>
+      <w:proofErr w:type="spellStart"/>
+      <w:r>
+        <w:t>Orfaig</w:t>
+      </w:r>
+      <w:proofErr w:type="spellEnd"/>
+      <w:r>
+        <w:t xml:space="preserve">, R. and Bobrovsky, B.Z., 2022. </w:t>
+      </w:r>
+      <w:proofErr w:type="spellStart"/>
+      <w:r>
+        <w:t>BoT</w:t>
+      </w:r>
+      <w:proofErr w:type="spellEnd"/>
+      <w:r>
+        <w:t>-SORT: Robust associations multi-pedestrian tracking. </w:t>
+      </w:r>
+      <w:proofErr w:type="spellStart"/>
       <w:r>
         <w:rPr>
           <w:i/>
           <w:iCs/>
         </w:rPr>
-        <w:t>arXiv preprint arXiv:2206.14651</w:t>
+        <w:t>arXiv</w:t>
+      </w:r>
+      <w:proofErr w:type="spellEnd"/>
+      <w:r>
+        <w:rPr>
+          <w:i/>
+          <w:iCs/>
+        </w:rPr>
+        <w:t xml:space="preserve"> preprint arXiv:2206.14651</w:t>
       </w:r>
       <w:r>
         <w:t>.</w:t>
@@ -3233,8 +3554,25 @@
         <w:t xml:space="preserve"> </w:t>
       </w:r>
       <w:r>
-        <w:t>Cagatay Akyon, F., Cengiz, C., Onur Altinuc, S., Cavusoglu, D., Sahin, K. and Eryuksel, O., SAHI: A lightweight vision library for performing large scale object detection and instance segmentation. </w:t>
-      </w:r>
+        <w:t xml:space="preserve">Cagatay Akyon, F., Cengiz, C., Onur </w:t>
+      </w:r>
+      <w:proofErr w:type="spellStart"/>
+      <w:r>
+        <w:t>Altinuc</w:t>
+      </w:r>
+      <w:proofErr w:type="spellEnd"/>
+      <w:r>
+        <w:t xml:space="preserve">, S., Cavusoglu, D., Sahin, K. and </w:t>
+      </w:r>
+      <w:proofErr w:type="spellStart"/>
+      <w:r>
+        <w:t>Eryuksel</w:t>
+      </w:r>
+      <w:proofErr w:type="spellEnd"/>
+      <w:r>
+        <w:t>, O., SAHI: A lightweight vision library for performing large scale object detection and instance segmentation. </w:t>
+      </w:r>
+      <w:proofErr w:type="spellStart"/>
       <w:r>
         <w:rPr>
           <w:i/>
@@ -3242,6 +3580,7 @@
         </w:rPr>
         <w:t>Zenodo</w:t>
       </w:r>
+      <w:proofErr w:type="spellEnd"/>
       <w:r>
         <w:t>.</w:t>
       </w:r>
